--- a/lab10/data/entrega_lab10.docx
+++ b/lab10/data/entrega_lab10.docx
@@ -22,7 +22,7 @@
         <w:rPr>
           <w:sz w:val="21"/>
         </w:rPr>
-        <w:t>Generado el 15/05/2026 18:38. Los MAE de diferencias estan reconstruidos sobre la serie original.</w:t>
+        <w:t>Generado el 15/05/2026 18:59. Los MAE de diferencias estan reconstruidos sobre la serie original.</w:t>
       </w:r>
     </w:p>
     <w:p>
